--- a/src/时序数据预测-系列/单元时序预测-水质参数/思路文档.docx
+++ b/src/时序数据预测-系列/单元时序预测-水质参数/思路文档.docx
@@ -4,19 +4,19 @@
   <w:body>
     <w:p/>
     <w:p>
-      <w:proofErr w:type="gramStart"/>
+      <w:pPr>
+        <w:rPr>
+          <w:b/>
+          <w:bCs/>
+        </w:rPr>
+      </w:pPr>
       <w:r>
         <w:rPr>
           <w:rFonts w:hint="eastAsia"/>
-        </w:rPr>
-        <w:t>缺失值</w:t>
-      </w:r>
-      <w:proofErr w:type="gramEnd"/>
-      <w:r>
-        <w:rPr>
-          <w:rFonts w:hint="eastAsia"/>
-        </w:rPr>
-        <w:t>处理：用其他年份对应月份的均值来填充缺失的月份的值</w:t>
+          <w:b/>
+          <w:bCs/>
+        </w:rPr>
+        <w:t>缺失值处理：用其他年份对应月份的均值来填充缺失的月份的值</w:t>
       </w:r>
     </w:p>
     <w:p>
@@ -32,21 +32,7 @@
         <w:rPr>
           <w:rFonts w:hint="eastAsia"/>
         </w:rPr>
-        <w:t>提取</w:t>
-      </w:r>
-      <w:proofErr w:type="gramStart"/>
-      <w:r>
-        <w:rPr>
-          <w:rFonts w:hint="eastAsia"/>
-        </w:rPr>
-        <w:t>缺失值</w:t>
-      </w:r>
-      <w:proofErr w:type="gramEnd"/>
-      <w:r>
-        <w:rPr>
-          <w:rFonts w:hint="eastAsia"/>
-        </w:rPr>
-        <w:t>的索引，进一步提取出月份</w:t>
+        <w:t>提取缺失值的索引，进一步提取出月份</w:t>
       </w:r>
     </w:p>
     <w:p>
@@ -86,29 +72,19 @@
     <w:p/>
     <w:p/>
     <w:p>
+      <w:pPr>
+        <w:rPr>
+          <w:b/>
+          <w:bCs/>
+        </w:rPr>
+      </w:pPr>
       <w:r>
         <w:rPr>
           <w:rFonts w:hint="eastAsia"/>
-        </w:rPr>
-        <w:t>异常值处理：</w:t>
-      </w:r>
-      <w:r>
-        <w:rPr>
-          <w:rFonts w:hint="eastAsia"/>
-        </w:rPr>
-        <w:t>用其他年份对应月份的均值来</w:t>
-      </w:r>
-      <w:r>
-        <w:rPr>
-          <w:rFonts w:hint="eastAsia"/>
-        </w:rPr>
-        <w:t>替换</w:t>
-      </w:r>
-      <w:r>
-        <w:rPr>
-          <w:rFonts w:hint="eastAsia"/>
-        </w:rPr>
-        <w:t>缺失的月份的值</w:t>
+          <w:b/>
+          <w:bCs/>
+        </w:rPr>
+        <w:t>异常值处理：用其他年份对应月份的均值来替换缺失的月份的值</w:t>
       </w:r>
     </w:p>
     <w:p>
@@ -180,26 +156,242 @@
     <w:p/>
     <w:p/>
     <w:p>
-      <w:r>
+      <w:pPr>
+        <w:pStyle w:val="HTML"/>
+        <w:shd w:val="clear" w:color="auto" w:fill="2B2B2B"/>
+        <w:rPr>
+          <w:rFonts w:asciiTheme="minorHAnsi" w:eastAsiaTheme="minorEastAsia" w:hAnsiTheme="minorHAnsi" w:cstheme="minorBidi"/>
+          <w:b/>
+          <w:bCs/>
+          <w:kern w:val="2"/>
+          <w:sz w:val="21"/>
+          <w:szCs w:val="22"/>
+        </w:rPr>
+      </w:pPr>
+      <w:r>
+        <w:rPr>
+          <w:rFonts w:asciiTheme="minorHAnsi" w:eastAsiaTheme="minorEastAsia" w:hAnsiTheme="minorHAnsi" w:cstheme="minorBidi" w:hint="eastAsia"/>
+          <w:b/>
+          <w:bCs/>
+          <w:kern w:val="2"/>
+          <w:sz w:val="21"/>
+          <w:szCs w:val="22"/>
+        </w:rPr>
+        <w:t>采样频率不规律的问题：</w:t>
+      </w:r>
+      <w:r>
+        <w:rPr>
+          <w:rFonts w:asciiTheme="minorHAnsi" w:eastAsiaTheme="minorEastAsia" w:hAnsiTheme="minorHAnsi" w:cstheme="minorBidi" w:hint="eastAsia"/>
+          <w:b/>
+          <w:bCs/>
+          <w:kern w:val="2"/>
+          <w:sz w:val="21"/>
+          <w:szCs w:val="22"/>
+        </w:rPr>
+        <w:t>构造规律的时间间隔</w:t>
+      </w:r>
+    </w:p>
+    <w:p>
+      <w:pPr>
+        <w:rPr>
+          <w:b/>
+          <w:bCs/>
+        </w:rPr>
+      </w:pPr>
+    </w:p>
+    <w:p/>
+    <w:p/>
+    <w:p>
+      <w:pPr>
+        <w:rPr>
+          <w:rFonts w:ascii="Arial" w:hAnsi="Arial" w:cs="Arial"/>
+          <w:shd w:val="clear" w:color="auto" w:fill="FFFFFF"/>
+        </w:rPr>
+      </w:pPr>
+      <w:r>
+        <w:rPr>
+          <w:rStyle w:val="a4"/>
+          <w:rFonts w:ascii="Arial" w:hAnsi="Arial" w:cs="Arial"/>
+          <w:shd w:val="clear" w:color="auto" w:fill="FFFFFF"/>
+        </w:rPr>
+        <w:t>SARIMA</w:t>
+      </w:r>
+      <w:r>
+        <w:rPr>
+          <w:rStyle w:val="a4"/>
+          <w:rFonts w:ascii="Arial" w:hAnsi="Arial" w:cs="Arial"/>
+          <w:shd w:val="clear" w:color="auto" w:fill="FFFFFF"/>
+        </w:rPr>
+        <w:t>模型的参数选取</w:t>
+      </w:r>
+      <w:r>
+        <w:rPr>
+          <w:rStyle w:val="a4"/>
+          <w:rFonts w:ascii="Arial" w:hAnsi="Arial" w:cs="Arial" w:hint="eastAsia"/>
+          <w:shd w:val="clear" w:color="auto" w:fill="FFFFFF"/>
+        </w:rPr>
+        <w:t>：</w:t>
+      </w:r>
+      <w:r>
+        <w:rPr>
+          <w:rStyle w:val="a4"/>
+          <w:rFonts w:ascii="Arial" w:hAnsi="Arial" w:cs="Arial"/>
+          <w:shd w:val="clear" w:color="auto" w:fill="FFFFFF"/>
+        </w:rPr>
+        <w:t>网格搜索（</w:t>
+      </w:r>
+      <w:r>
+        <w:rPr>
+          <w:rStyle w:val="a4"/>
+          <w:rFonts w:ascii="Arial" w:hAnsi="Arial" w:cs="Arial"/>
+          <w:shd w:val="clear" w:color="auto" w:fill="FFFFFF"/>
+        </w:rPr>
+        <w:t>Grid Search</w:t>
+      </w:r>
+      <w:r>
+        <w:rPr>
+          <w:rStyle w:val="a4"/>
+          <w:rFonts w:ascii="Arial" w:hAnsi="Arial" w:cs="Arial"/>
+          <w:shd w:val="clear" w:color="auto" w:fill="FFFFFF"/>
+        </w:rPr>
+        <w:t>）</w:t>
+      </w:r>
+      <w:r>
+        <w:rPr>
+          <w:rFonts w:ascii="Arial" w:hAnsi="Arial" w:cs="Arial"/>
+          <w:shd w:val="clear" w:color="auto" w:fill="FFFFFF"/>
+        </w:rPr>
+        <w:t> </w:t>
+      </w:r>
+      <w:r>
+        <w:rPr>
+          <w:rFonts w:ascii="Arial" w:hAnsi="Arial" w:cs="Arial"/>
+          <w:shd w:val="clear" w:color="auto" w:fill="FFFFFF"/>
+        </w:rPr>
+        <w:t>法</w:t>
+      </w:r>
+    </w:p>
+    <w:p>
+      <w:pPr>
+        <w:rPr>
+          <w:rFonts w:ascii="Arial" w:hAnsi="Arial" w:cs="Arial"/>
+          <w:shd w:val="clear" w:color="auto" w:fill="FFFFFF"/>
+        </w:rPr>
+      </w:pPr>
+      <w:r>
+        <w:rPr>
+          <w:rStyle w:val="a4"/>
+          <w:rFonts w:ascii="Arial" w:hAnsi="Arial" w:cs="Arial"/>
+          <w:color w:val="4D4D4D"/>
+          <w:shd w:val="clear" w:color="auto" w:fill="FFFFFF"/>
+        </w:rPr>
+        <w:t>通常都是找寻最小的</w:t>
+      </w:r>
+      <w:r>
+        <w:rPr>
+          <w:rStyle w:val="a4"/>
+          <w:rFonts w:ascii="Arial" w:hAnsi="Arial" w:cs="Arial"/>
+          <w:color w:val="4D4D4D"/>
+          <w:shd w:val="clear" w:color="auto" w:fill="FFFFFF"/>
+        </w:rPr>
+        <w:t>AIC</w:t>
+      </w:r>
+      <w:r>
+        <w:rPr>
+          <w:rStyle w:val="a4"/>
+          <w:rFonts w:ascii="Arial" w:hAnsi="Arial" w:cs="Arial"/>
+          <w:color w:val="4D4D4D"/>
+          <w:shd w:val="clear" w:color="auto" w:fill="FFFFFF"/>
+        </w:rPr>
+        <w:t>（</w:t>
+      </w:r>
+      <w:r>
+        <w:rPr>
+          <w:rStyle w:val="a4"/>
+          <w:rFonts w:ascii="Arial" w:hAnsi="Arial" w:cs="Arial"/>
+          <w:color w:val="4D4D4D"/>
+          <w:shd w:val="clear" w:color="auto" w:fill="FFFFFF"/>
+        </w:rPr>
+        <w:t xml:space="preserve">Akaike Information Criterion </w:t>
+      </w:r>
+      <w:r>
+        <w:rPr>
+          <w:rStyle w:val="a4"/>
+          <w:rFonts w:ascii="Arial" w:hAnsi="Arial" w:cs="Arial"/>
+          <w:color w:val="4D4D4D"/>
+          <w:shd w:val="clear" w:color="auto" w:fill="FFFFFF"/>
+        </w:rPr>
+        <w:t>即</w:t>
+      </w:r>
+      <w:r>
+        <w:rPr>
+          <w:rStyle w:val="a4"/>
+          <w:rFonts w:ascii="Arial" w:hAnsi="Arial" w:cs="Arial"/>
+          <w:color w:val="4D4D4D"/>
+          <w:shd w:val="clear" w:color="auto" w:fill="FFFFFF"/>
+        </w:rPr>
+        <w:t xml:space="preserve"> </w:t>
+      </w:r>
+      <w:r>
+        <w:rPr>
+          <w:rStyle w:val="a4"/>
+          <w:rFonts w:ascii="Arial" w:hAnsi="Arial" w:cs="Arial"/>
+          <w:color w:val="4D4D4D"/>
+          <w:shd w:val="clear" w:color="auto" w:fill="FFFFFF"/>
+        </w:rPr>
+        <w:t>赤池信息准则）值</w:t>
+      </w:r>
+    </w:p>
+    <w:p>
+      <w:pPr>
+        <w:rPr>
+          <w:rFonts w:ascii="Arial" w:hAnsi="Arial" w:cs="Arial"/>
+          <w:shd w:val="clear" w:color="auto" w:fill="FFFFFF"/>
+        </w:rPr>
+      </w:pPr>
+    </w:p>
+    <w:p>
+      <w:pPr>
+        <w:rPr>
+          <w:rFonts w:ascii="Arial" w:hAnsi="Arial" w:cs="Arial"/>
+          <w:shd w:val="clear" w:color="auto" w:fill="FFFFFF"/>
+        </w:rPr>
+      </w:pPr>
+    </w:p>
+    <w:p>
+      <w:pPr>
         <w:rPr>
           <w:rFonts w:hint="eastAsia"/>
         </w:rPr>
-        <w:t>采样频率不规律的问题：</w:t>
-      </w:r>
-    </w:p>
-    <w:p>
-      <w:pPr>
-        <w:rPr>
-          <w:rFonts w:hint="eastAsia"/>
-        </w:rPr>
-      </w:pPr>
-    </w:p>
-    <w:p>
-      <w:pPr>
-        <w:rPr>
-          <w:rFonts w:hint="eastAsia"/>
-        </w:rPr>
-      </w:pPr>
+      </w:pPr>
+      <w:r>
+        <w:rPr>
+          <w:rFonts w:ascii="Arial" w:hAnsi="Arial" w:cs="Arial" w:hint="eastAsia"/>
+          <w:shd w:val="clear" w:color="auto" w:fill="FFFFFF"/>
+        </w:rPr>
+        <w:t>LSTM</w:t>
+      </w:r>
+      <w:r>
+        <w:rPr>
+          <w:rFonts w:ascii="Arial" w:hAnsi="Arial" w:cs="Arial" w:hint="eastAsia"/>
+          <w:shd w:val="clear" w:color="auto" w:fill="FFFFFF"/>
+        </w:rPr>
+        <w:t>模型参数选取：</w:t>
+      </w:r>
+      <w:r>
+        <w:rPr>
+          <w:rFonts w:ascii="Arial" w:hAnsi="Arial" w:cs="Arial" w:hint="eastAsia"/>
+          <w:shd w:val="clear" w:color="auto" w:fill="FFFFFF"/>
+        </w:rPr>
+        <w:t>蚁群</w:t>
+      </w:r>
+      <w:r>
+        <w:rPr>
+          <w:rFonts w:ascii="Arial" w:hAnsi="Arial" w:cs="Arial" w:hint="eastAsia"/>
+          <w:shd w:val="clear" w:color="auto" w:fill="FFFFFF"/>
+        </w:rPr>
+        <w:t>算法</w:t>
+      </w:r>
     </w:p>
     <w:sectPr>
       <w:pgSz w:w="11906" w:h="16838"/>
@@ -837,6 +1029,68 @@
       <w:ind w:firstLineChars="200" w:firstLine="420"/>
     </w:pPr>
   </w:style>
+  <w:style w:type="character" w:styleId="a4">
+    <w:name w:val="Strong"/>
+    <w:basedOn w:val="a0"/>
+    <w:uiPriority w:val="22"/>
+    <w:qFormat/>
+    <w:rsid w:val="00692868"/>
+    <w:rPr>
+      <w:b/>
+      <w:bCs/>
+    </w:rPr>
+  </w:style>
+  <w:style w:type="paragraph" w:styleId="HTML">
+    <w:name w:val="HTML Preformatted"/>
+    <w:basedOn w:val="a"/>
+    <w:link w:val="HTML0"/>
+    <w:uiPriority w:val="99"/>
+    <w:semiHidden/>
+    <w:unhideWhenUsed/>
+    <w:rsid w:val="00692868"/>
+    <w:pPr>
+      <w:widowControl/>
+      <w:tabs>
+        <w:tab w:val="left" w:pos="916"/>
+        <w:tab w:val="left" w:pos="1832"/>
+        <w:tab w:val="left" w:pos="2748"/>
+        <w:tab w:val="left" w:pos="3664"/>
+        <w:tab w:val="left" w:pos="4580"/>
+        <w:tab w:val="left" w:pos="5496"/>
+        <w:tab w:val="left" w:pos="6412"/>
+        <w:tab w:val="left" w:pos="7328"/>
+        <w:tab w:val="left" w:pos="8244"/>
+        <w:tab w:val="left" w:pos="9160"/>
+        <w:tab w:val="left" w:pos="10076"/>
+        <w:tab w:val="left" w:pos="10992"/>
+        <w:tab w:val="left" w:pos="11908"/>
+        <w:tab w:val="left" w:pos="12824"/>
+        <w:tab w:val="left" w:pos="13740"/>
+        <w:tab w:val="left" w:pos="14656"/>
+      </w:tabs>
+      <w:jc w:val="left"/>
+    </w:pPr>
+    <w:rPr>
+      <w:rFonts w:ascii="宋体" w:eastAsia="宋体" w:hAnsi="宋体" w:cs="宋体"/>
+      <w:kern w:val="0"/>
+      <w:sz w:val="24"/>
+      <w:szCs w:val="24"/>
+    </w:rPr>
+  </w:style>
+  <w:style w:type="character" w:customStyle="1" w:styleId="HTML0">
+    <w:name w:val="HTML 预设格式 字符"/>
+    <w:basedOn w:val="a0"/>
+    <w:link w:val="HTML"/>
+    <w:uiPriority w:val="99"/>
+    <w:semiHidden/>
+    <w:rsid w:val="00692868"/>
+    <w:rPr>
+      <w:rFonts w:ascii="宋体" w:eastAsia="宋体" w:hAnsi="宋体" w:cs="宋体"/>
+      <w:kern w:val="0"/>
+      <w:sz w:val="24"/>
+      <w:szCs w:val="24"/>
+    </w:rPr>
+  </w:style>
 </w:styles>
 </file>
 

--- a/src/时序数据预测-系列/单元时序预测-水质参数/思路文档.docx
+++ b/src/时序数据预测-系列/单元时序预测-水质参数/思路文档.docx
@@ -10,13 +10,23 @@
           <w:bCs/>
         </w:rPr>
       </w:pPr>
+      <w:proofErr w:type="gramStart"/>
       <w:r>
         <w:rPr>
           <w:rFonts w:hint="eastAsia"/>
           <w:b/>
           <w:bCs/>
         </w:rPr>
-        <w:t>缺失值处理：用其他年份对应月份的均值来填充缺失的月份的值</w:t>
+        <w:t>缺失值</w:t>
+      </w:r>
+      <w:proofErr w:type="gramEnd"/>
+      <w:r>
+        <w:rPr>
+          <w:rFonts w:hint="eastAsia"/>
+          <w:b/>
+          <w:bCs/>
+        </w:rPr>
+        <w:t>处理：用其他年份对应月份的均值来填充缺失的月份的值</w:t>
       </w:r>
     </w:p>
     <w:p>
@@ -32,7 +42,21 @@
         <w:rPr>
           <w:rFonts w:hint="eastAsia"/>
         </w:rPr>
-        <w:t>提取缺失值的索引，进一步提取出月份</w:t>
+        <w:t>提取</w:t>
+      </w:r>
+      <w:proofErr w:type="gramStart"/>
+      <w:r>
+        <w:rPr>
+          <w:rFonts w:hint="eastAsia"/>
+        </w:rPr>
+        <w:t>缺失值</w:t>
+      </w:r>
+      <w:proofErr w:type="gramEnd"/>
+      <w:r>
+        <w:rPr>
+          <w:rFonts w:hint="eastAsia"/>
+        </w:rPr>
+        <w:t>的索引，进一步提取出月份</w:t>
       </w:r>
     </w:p>
     <w:p>
@@ -332,6 +356,7 @@
         </w:rPr>
         <w:t xml:space="preserve"> </w:t>
       </w:r>
+      <w:proofErr w:type="gramStart"/>
       <w:r>
         <w:rPr>
           <w:rStyle w:val="a4"/>
@@ -339,7 +364,17 @@
           <w:color w:val="4D4D4D"/>
           <w:shd w:val="clear" w:color="auto" w:fill="FFFFFF"/>
         </w:rPr>
-        <w:t>赤池信息准则）值</w:t>
+        <w:t>赤池信息</w:t>
+      </w:r>
+      <w:proofErr w:type="gramEnd"/>
+      <w:r>
+        <w:rPr>
+          <w:rStyle w:val="a4"/>
+          <w:rFonts w:ascii="Arial" w:hAnsi="Arial" w:cs="Arial"/>
+          <w:color w:val="4D4D4D"/>
+          <w:shd w:val="clear" w:color="auto" w:fill="FFFFFF"/>
+        </w:rPr>
+        <w:t>准则）值</w:t>
       </w:r>
     </w:p>
     <w:p>
@@ -361,36 +396,784 @@
     <w:p>
       <w:pPr>
         <w:rPr>
+          <w:rFonts w:ascii="Arial" w:hAnsi="Arial" w:cs="Arial"/>
+          <w:shd w:val="clear" w:color="auto" w:fill="FFFFFF"/>
+        </w:rPr>
+      </w:pPr>
+      <w:r>
+        <w:rPr>
+          <w:rFonts w:ascii="Arial" w:hAnsi="Arial" w:cs="Arial" w:hint="eastAsia"/>
+          <w:shd w:val="clear" w:color="auto" w:fill="FFFFFF"/>
+        </w:rPr>
+        <w:t>LSTM</w:t>
+      </w:r>
+      <w:r>
+        <w:rPr>
+          <w:rFonts w:ascii="Arial" w:hAnsi="Arial" w:cs="Arial" w:hint="eastAsia"/>
+          <w:shd w:val="clear" w:color="auto" w:fill="FFFFFF"/>
+        </w:rPr>
+        <w:t>模型参数选取：</w:t>
+      </w:r>
+      <w:r>
+        <w:rPr>
+          <w:rFonts w:ascii="Arial" w:hAnsi="Arial" w:cs="Arial" w:hint="eastAsia"/>
+          <w:shd w:val="clear" w:color="auto" w:fill="FFFFFF"/>
+        </w:rPr>
+        <w:t>蚁群</w:t>
+      </w:r>
+      <w:r>
+        <w:rPr>
+          <w:rFonts w:ascii="Arial" w:hAnsi="Arial" w:cs="Arial" w:hint="eastAsia"/>
+          <w:shd w:val="clear" w:color="auto" w:fill="FFFFFF"/>
+        </w:rPr>
+        <w:t>算法</w:t>
+      </w:r>
+    </w:p>
+    <w:p>
+      <w:pPr>
+        <w:rPr>
+          <w:rFonts w:ascii="Arial" w:hAnsi="Arial" w:cs="Arial"/>
+          <w:shd w:val="clear" w:color="auto" w:fill="FFFFFF"/>
+        </w:rPr>
+      </w:pPr>
+    </w:p>
+    <w:p>
+      <w:pPr>
+        <w:rPr>
+          <w:rFonts w:ascii="Arial" w:hAnsi="Arial" w:cs="Arial"/>
+          <w:shd w:val="clear" w:color="auto" w:fill="FFFFFF"/>
+        </w:rPr>
+      </w:pPr>
+    </w:p>
+    <w:tbl>
+      <w:tblPr>
+        <w:tblStyle w:val="a5"/>
+        <w:tblW w:w="0" w:type="auto"/>
+        <w:tblLook w:val="04A0" w:firstRow="1" w:lastRow="0" w:firstColumn="1" w:lastColumn="0" w:noHBand="0" w:noVBand="1"/>
+      </w:tblPr>
+      <w:tblGrid>
+        <w:gridCol w:w="1712"/>
+        <w:gridCol w:w="1703"/>
+        <w:gridCol w:w="1699"/>
+        <w:gridCol w:w="1658"/>
+        <w:gridCol w:w="1524"/>
+      </w:tblGrid>
+      <w:tr>
+        <w:tc>
+          <w:tcPr>
+            <w:tcW w:w="1712" w:type="dxa"/>
+          </w:tcPr>
+          <w:p>
+            <w:pPr>
+              <w:rPr>
+                <w:rFonts w:ascii="Arial" w:hAnsi="Arial" w:cs="Arial"/>
+                <w:shd w:val="clear" w:color="auto" w:fill="FFFFFF"/>
+              </w:rPr>
+            </w:pPr>
+          </w:p>
+        </w:tc>
+        <w:tc>
+          <w:tcPr>
+            <w:tcW w:w="1703" w:type="dxa"/>
+          </w:tcPr>
+          <w:p>
+            <w:pPr>
+              <w:rPr>
+                <w:rFonts w:ascii="Arial" w:hAnsi="Arial" w:cs="Arial"/>
+                <w:shd w:val="clear" w:color="auto" w:fill="FFFFFF"/>
+              </w:rPr>
+            </w:pPr>
+            <w:r>
+              <w:rPr>
+                <w:rFonts w:ascii="Arial" w:hAnsi="Arial" w:cs="Arial" w:hint="eastAsia"/>
+                <w:shd w:val="clear" w:color="auto" w:fill="FFFFFF"/>
+              </w:rPr>
+              <w:t>RMSE</w:t>
+            </w:r>
+          </w:p>
+        </w:tc>
+        <w:tc>
+          <w:tcPr>
+            <w:tcW w:w="1699" w:type="dxa"/>
+          </w:tcPr>
+          <w:p>
+            <w:pPr>
+              <w:rPr>
+                <w:rFonts w:ascii="Arial" w:hAnsi="Arial" w:cs="Arial"/>
+                <w:shd w:val="clear" w:color="auto" w:fill="FFFFFF"/>
+              </w:rPr>
+            </w:pPr>
+            <w:r>
+              <w:rPr>
+                <w:rFonts w:ascii="Arial" w:hAnsi="Arial" w:cs="Arial" w:hint="eastAsia"/>
+                <w:shd w:val="clear" w:color="auto" w:fill="FFFFFF"/>
+              </w:rPr>
+              <w:t>MAPE</w:t>
+            </w:r>
+          </w:p>
+        </w:tc>
+        <w:tc>
+          <w:tcPr>
+            <w:tcW w:w="1658" w:type="dxa"/>
+          </w:tcPr>
+          <w:p>
+            <w:pPr>
+              <w:rPr>
+                <w:rFonts w:ascii="Arial" w:hAnsi="Arial" w:cs="Arial"/>
+                <w:shd w:val="clear" w:color="auto" w:fill="FFFFFF"/>
+              </w:rPr>
+            </w:pPr>
+            <w:r>
+              <w:rPr>
+                <w:rFonts w:ascii="Arial" w:hAnsi="Arial" w:cs="Arial" w:hint="eastAsia"/>
+                <w:shd w:val="clear" w:color="auto" w:fill="FFFFFF"/>
+              </w:rPr>
+              <w:t>MAE</w:t>
+            </w:r>
+          </w:p>
+        </w:tc>
+        <w:tc>
+          <w:tcPr>
+            <w:tcW w:w="1524" w:type="dxa"/>
+          </w:tcPr>
+          <w:p>
+            <w:pPr>
+              <w:rPr>
+                <w:rFonts w:ascii="Arial" w:hAnsi="Arial" w:cs="Arial" w:hint="eastAsia"/>
+                <w:shd w:val="clear" w:color="auto" w:fill="FFFFFF"/>
+              </w:rPr>
+            </w:pPr>
+            <w:r>
+              <w:rPr>
+                <w:rFonts w:ascii="Arial" w:hAnsi="Arial" w:cs="Arial" w:hint="eastAsia"/>
+                <w:shd w:val="clear" w:color="auto" w:fill="FFFFFF"/>
+              </w:rPr>
+              <w:t>R</w:t>
+            </w:r>
+            <w:r>
+              <w:rPr>
+                <w:rFonts w:ascii="Arial" w:hAnsi="Arial" w:cs="Arial" w:hint="eastAsia"/>
+                <w:shd w:val="clear" w:color="auto" w:fill="FFFFFF"/>
+              </w:rPr>
+              <w:t>２</w:t>
+            </w:r>
+          </w:p>
+        </w:tc>
+      </w:tr>
+      <w:tr>
+        <w:tc>
+          <w:tcPr>
+            <w:tcW w:w="1712" w:type="dxa"/>
+          </w:tcPr>
+          <w:p>
+            <w:pPr>
+              <w:rPr>
+                <w:rFonts w:ascii="Arial" w:hAnsi="Arial" w:cs="Arial"/>
+                <w:shd w:val="clear" w:color="auto" w:fill="FFFFFF"/>
+              </w:rPr>
+            </w:pPr>
+            <w:r>
+              <w:rPr>
+                <w:rFonts w:ascii="Adobe 黑体 Std R" w:eastAsia="Adobe 黑体 Std R" w:hint="eastAsia"/>
+                <w:color w:val="231F20"/>
+                <w:sz w:val="16"/>
+                <w:szCs w:val="16"/>
+              </w:rPr>
+              <w:t>Holt-Winters</w:t>
+            </w:r>
+          </w:p>
+        </w:tc>
+        <w:tc>
+          <w:tcPr>
+            <w:tcW w:w="1703" w:type="dxa"/>
+          </w:tcPr>
+          <w:p>
+            <w:pPr>
+              <w:rPr>
+                <w:rFonts w:ascii="Arial" w:hAnsi="Arial" w:cs="Arial"/>
+                <w:shd w:val="clear" w:color="auto" w:fill="FFFFFF"/>
+              </w:rPr>
+            </w:pPr>
+          </w:p>
+        </w:tc>
+        <w:tc>
+          <w:tcPr>
+            <w:tcW w:w="1699" w:type="dxa"/>
+          </w:tcPr>
+          <w:p>
+            <w:pPr>
+              <w:rPr>
+                <w:rFonts w:ascii="Arial" w:hAnsi="Arial" w:cs="Arial"/>
+                <w:shd w:val="clear" w:color="auto" w:fill="FFFFFF"/>
+              </w:rPr>
+            </w:pPr>
+          </w:p>
+        </w:tc>
+        <w:tc>
+          <w:tcPr>
+            <w:tcW w:w="1658" w:type="dxa"/>
+          </w:tcPr>
+          <w:p>
+            <w:pPr>
+              <w:rPr>
+                <w:rFonts w:ascii="Arial" w:hAnsi="Arial" w:cs="Arial"/>
+                <w:shd w:val="clear" w:color="auto" w:fill="FFFFFF"/>
+              </w:rPr>
+            </w:pPr>
+          </w:p>
+        </w:tc>
+        <w:tc>
+          <w:tcPr>
+            <w:tcW w:w="1524" w:type="dxa"/>
+          </w:tcPr>
+          <w:p>
+            <w:pPr>
+              <w:rPr>
+                <w:rFonts w:ascii="Arial" w:hAnsi="Arial" w:cs="Arial"/>
+                <w:shd w:val="clear" w:color="auto" w:fill="FFFFFF"/>
+              </w:rPr>
+            </w:pPr>
+          </w:p>
+        </w:tc>
+      </w:tr>
+      <w:tr>
+        <w:tc>
+          <w:tcPr>
+            <w:tcW w:w="1712" w:type="dxa"/>
+          </w:tcPr>
+          <w:p>
+            <w:pPr>
+              <w:rPr>
+                <w:rFonts w:ascii="Arial" w:hAnsi="Arial" w:cs="Arial"/>
+                <w:shd w:val="clear" w:color="auto" w:fill="FFFFFF"/>
+              </w:rPr>
+            </w:pPr>
+            <w:r>
+              <w:rPr>
+                <w:rFonts w:ascii="Adobe 黑体 Std R" w:eastAsia="Adobe 黑体 Std R" w:hint="eastAsia"/>
+                <w:color w:val="231F20"/>
+                <w:sz w:val="16"/>
+                <w:szCs w:val="16"/>
+              </w:rPr>
+              <w:t>SARIMA</w:t>
+            </w:r>
+          </w:p>
+        </w:tc>
+        <w:tc>
+          <w:tcPr>
+            <w:tcW w:w="1703" w:type="dxa"/>
+          </w:tcPr>
+          <w:p>
+            <w:pPr>
+              <w:rPr>
+                <w:rFonts w:ascii="Arial" w:hAnsi="Arial" w:cs="Arial"/>
+                <w:shd w:val="clear" w:color="auto" w:fill="FFFFFF"/>
+              </w:rPr>
+            </w:pPr>
+          </w:p>
+        </w:tc>
+        <w:tc>
+          <w:tcPr>
+            <w:tcW w:w="1699" w:type="dxa"/>
+          </w:tcPr>
+          <w:p>
+            <w:pPr>
+              <w:rPr>
+                <w:rFonts w:ascii="Arial" w:hAnsi="Arial" w:cs="Arial"/>
+                <w:shd w:val="clear" w:color="auto" w:fill="FFFFFF"/>
+              </w:rPr>
+            </w:pPr>
+          </w:p>
+        </w:tc>
+        <w:tc>
+          <w:tcPr>
+            <w:tcW w:w="1658" w:type="dxa"/>
+          </w:tcPr>
+          <w:p>
+            <w:pPr>
+              <w:rPr>
+                <w:rFonts w:ascii="Arial" w:hAnsi="Arial" w:cs="Arial"/>
+                <w:shd w:val="clear" w:color="auto" w:fill="FFFFFF"/>
+              </w:rPr>
+            </w:pPr>
+          </w:p>
+        </w:tc>
+        <w:tc>
+          <w:tcPr>
+            <w:tcW w:w="1524" w:type="dxa"/>
+          </w:tcPr>
+          <w:p>
+            <w:pPr>
+              <w:rPr>
+                <w:rFonts w:ascii="Arial" w:hAnsi="Arial" w:cs="Arial"/>
+                <w:shd w:val="clear" w:color="auto" w:fill="FFFFFF"/>
+              </w:rPr>
+            </w:pPr>
+          </w:p>
+        </w:tc>
+      </w:tr>
+      <w:tr>
+        <w:tc>
+          <w:tcPr>
+            <w:tcW w:w="1712" w:type="dxa"/>
+          </w:tcPr>
+          <w:p>
+            <w:pPr>
+              <w:rPr>
+                <w:rFonts w:ascii="Arial" w:hAnsi="Arial" w:cs="Arial"/>
+                <w:shd w:val="clear" w:color="auto" w:fill="FFFFFF"/>
+              </w:rPr>
+            </w:pPr>
+            <w:r>
+              <w:rPr>
+                <w:rFonts w:ascii="Adobe 黑体 Std R" w:eastAsia="Adobe 黑体 Std R" w:hint="eastAsia"/>
+                <w:color w:val="231F20"/>
+                <w:sz w:val="16"/>
+                <w:szCs w:val="16"/>
+              </w:rPr>
+              <w:t>Holt-Winters</w:t>
+            </w:r>
+            <w:r>
+              <w:rPr>
+                <w:rFonts w:ascii="Adobe 黑体 Std R" w:eastAsia="Adobe 黑体 Std R"/>
+                <w:color w:val="231F20"/>
+                <w:sz w:val="16"/>
+                <w:szCs w:val="16"/>
+              </w:rPr>
+              <w:t>+</w:t>
+            </w:r>
+            <w:r>
+              <w:rPr>
+                <w:rFonts w:ascii="Adobe 黑体 Std R" w:eastAsia="Adobe 黑体 Std R" w:hint="eastAsia"/>
+                <w:color w:val="231F20"/>
+                <w:sz w:val="16"/>
+                <w:szCs w:val="16"/>
+              </w:rPr>
+              <w:t xml:space="preserve"> </w:t>
+            </w:r>
+            <w:r>
+              <w:rPr>
+                <w:rFonts w:ascii="Adobe 黑体 Std R" w:eastAsia="Adobe 黑体 Std R" w:hint="eastAsia"/>
+                <w:color w:val="231F20"/>
+                <w:sz w:val="16"/>
+                <w:szCs w:val="16"/>
+              </w:rPr>
+              <w:t>LSTM</w:t>
+            </w:r>
+          </w:p>
+        </w:tc>
+        <w:tc>
+          <w:tcPr>
+            <w:tcW w:w="1703" w:type="dxa"/>
+          </w:tcPr>
+          <w:p>
+            <w:pPr>
+              <w:rPr>
+                <w:rFonts w:ascii="Arial" w:hAnsi="Arial" w:cs="Arial"/>
+                <w:shd w:val="clear" w:color="auto" w:fill="FFFFFF"/>
+              </w:rPr>
+            </w:pPr>
+          </w:p>
+        </w:tc>
+        <w:tc>
+          <w:tcPr>
+            <w:tcW w:w="1699" w:type="dxa"/>
+          </w:tcPr>
+          <w:p>
+            <w:pPr>
+              <w:rPr>
+                <w:rFonts w:ascii="Arial" w:hAnsi="Arial" w:cs="Arial"/>
+                <w:shd w:val="clear" w:color="auto" w:fill="FFFFFF"/>
+              </w:rPr>
+            </w:pPr>
+          </w:p>
+        </w:tc>
+        <w:tc>
+          <w:tcPr>
+            <w:tcW w:w="1658" w:type="dxa"/>
+          </w:tcPr>
+          <w:p>
+            <w:pPr>
+              <w:rPr>
+                <w:rFonts w:ascii="Arial" w:hAnsi="Arial" w:cs="Arial"/>
+                <w:shd w:val="clear" w:color="auto" w:fill="FFFFFF"/>
+              </w:rPr>
+            </w:pPr>
+          </w:p>
+        </w:tc>
+        <w:tc>
+          <w:tcPr>
+            <w:tcW w:w="1524" w:type="dxa"/>
+          </w:tcPr>
+          <w:p>
+            <w:pPr>
+              <w:rPr>
+                <w:rFonts w:ascii="Arial" w:hAnsi="Arial" w:cs="Arial"/>
+                <w:shd w:val="clear" w:color="auto" w:fill="FFFFFF"/>
+              </w:rPr>
+            </w:pPr>
+          </w:p>
+        </w:tc>
+      </w:tr>
+      <w:tr>
+        <w:tc>
+          <w:tcPr>
+            <w:tcW w:w="1712" w:type="dxa"/>
+          </w:tcPr>
+          <w:p>
+            <w:pPr>
+              <w:rPr>
+                <w:rFonts w:ascii="Arial" w:hAnsi="Arial" w:cs="Arial"/>
+                <w:shd w:val="clear" w:color="auto" w:fill="FFFFFF"/>
+              </w:rPr>
+            </w:pPr>
+            <w:r>
+              <w:rPr>
+                <w:rFonts w:ascii="Adobe 黑体 Std R" w:eastAsia="Adobe 黑体 Std R" w:hint="eastAsia"/>
+                <w:color w:val="231F20"/>
+                <w:sz w:val="16"/>
+                <w:szCs w:val="16"/>
+              </w:rPr>
+              <w:t>SARIMA</w:t>
+            </w:r>
+            <w:r>
+              <w:rPr>
+                <w:rFonts w:ascii="Adobe 黑体 Std R" w:eastAsia="Adobe 黑体 Std R"/>
+                <w:color w:val="231F20"/>
+                <w:sz w:val="16"/>
+                <w:szCs w:val="16"/>
+              </w:rPr>
+              <w:t>+</w:t>
+            </w:r>
+            <w:r>
+              <w:rPr>
+                <w:rFonts w:ascii="Adobe 黑体 Std R" w:eastAsia="Adobe 黑体 Std R" w:hint="eastAsia"/>
+                <w:color w:val="231F20"/>
+                <w:sz w:val="16"/>
+                <w:szCs w:val="16"/>
+              </w:rPr>
+              <w:t xml:space="preserve"> </w:t>
+            </w:r>
+            <w:r>
+              <w:rPr>
+                <w:rFonts w:ascii="Adobe 黑体 Std R" w:eastAsia="Adobe 黑体 Std R" w:hint="eastAsia"/>
+                <w:color w:val="231F20"/>
+                <w:sz w:val="16"/>
+                <w:szCs w:val="16"/>
+              </w:rPr>
+              <w:t>LSTM</w:t>
+            </w:r>
+          </w:p>
+        </w:tc>
+        <w:tc>
+          <w:tcPr>
+            <w:tcW w:w="1703" w:type="dxa"/>
+          </w:tcPr>
+          <w:p>
+            <w:pPr>
+              <w:rPr>
+                <w:rFonts w:ascii="Arial" w:hAnsi="Arial" w:cs="Arial"/>
+                <w:shd w:val="clear" w:color="auto" w:fill="FFFFFF"/>
+              </w:rPr>
+            </w:pPr>
+          </w:p>
+        </w:tc>
+        <w:tc>
+          <w:tcPr>
+            <w:tcW w:w="1699" w:type="dxa"/>
+          </w:tcPr>
+          <w:p>
+            <w:pPr>
+              <w:rPr>
+                <w:rFonts w:ascii="Arial" w:hAnsi="Arial" w:cs="Arial"/>
+                <w:shd w:val="clear" w:color="auto" w:fill="FFFFFF"/>
+              </w:rPr>
+            </w:pPr>
+          </w:p>
+        </w:tc>
+        <w:tc>
+          <w:tcPr>
+            <w:tcW w:w="1658" w:type="dxa"/>
+          </w:tcPr>
+          <w:p>
+            <w:pPr>
+              <w:rPr>
+                <w:rFonts w:ascii="Arial" w:hAnsi="Arial" w:cs="Arial"/>
+                <w:shd w:val="clear" w:color="auto" w:fill="FFFFFF"/>
+              </w:rPr>
+            </w:pPr>
+          </w:p>
+        </w:tc>
+        <w:tc>
+          <w:tcPr>
+            <w:tcW w:w="1524" w:type="dxa"/>
+          </w:tcPr>
+          <w:p>
+            <w:pPr>
+              <w:rPr>
+                <w:rFonts w:ascii="Arial" w:hAnsi="Arial" w:cs="Arial"/>
+                <w:shd w:val="clear" w:color="auto" w:fill="FFFFFF"/>
+              </w:rPr>
+            </w:pPr>
+          </w:p>
+        </w:tc>
+      </w:tr>
+      <w:tr>
+        <w:tc>
+          <w:tcPr>
+            <w:tcW w:w="1712" w:type="dxa"/>
+          </w:tcPr>
+          <w:p>
+            <w:pPr>
+              <w:rPr>
+                <w:rFonts w:ascii="Adobe 黑体 Std R" w:eastAsia="Adobe 黑体 Std R" w:hint="eastAsia"/>
+                <w:color w:val="231F20"/>
+                <w:sz w:val="16"/>
+                <w:szCs w:val="16"/>
+              </w:rPr>
+            </w:pPr>
+            <w:r>
+              <w:rPr>
+                <w:rFonts w:ascii="Adobe 黑体 Std R" w:eastAsia="Adobe 黑体 Std R" w:hint="eastAsia"/>
+                <w:color w:val="231F20"/>
+                <w:sz w:val="16"/>
+                <w:szCs w:val="16"/>
+              </w:rPr>
+              <w:t>SARIMA</w:t>
+            </w:r>
+            <w:r>
+              <w:rPr>
+                <w:rFonts w:ascii="Adobe 黑体 Std R" w:eastAsia="Adobe 黑体 Std R"/>
+                <w:color w:val="231F20"/>
+                <w:sz w:val="16"/>
+                <w:szCs w:val="16"/>
+              </w:rPr>
+              <w:t>+</w:t>
+            </w:r>
+            <w:r>
+              <w:rPr>
+                <w:rFonts w:ascii="Adobe 黑体 Std R" w:eastAsia="Adobe 黑体 Std R" w:hint="eastAsia"/>
+                <w:color w:val="231F20"/>
+                <w:sz w:val="16"/>
+                <w:szCs w:val="16"/>
+              </w:rPr>
+              <w:t xml:space="preserve"> LSTM</w:t>
+            </w:r>
+            <w:r>
+              <w:rPr>
+                <w:rFonts w:ascii="Adobe 黑体 Std R" w:eastAsia="Adobe 黑体 Std R" w:hint="eastAsia"/>
+                <w:color w:val="231F20"/>
+                <w:sz w:val="16"/>
+                <w:szCs w:val="16"/>
+              </w:rPr>
+              <w:t>（多变量）</w:t>
+            </w:r>
+          </w:p>
+        </w:tc>
+        <w:tc>
+          <w:tcPr>
+            <w:tcW w:w="1703" w:type="dxa"/>
+          </w:tcPr>
+          <w:p>
+            <w:pPr>
+              <w:rPr>
+                <w:rFonts w:ascii="Arial" w:hAnsi="Arial" w:cs="Arial"/>
+                <w:shd w:val="clear" w:color="auto" w:fill="FFFFFF"/>
+              </w:rPr>
+            </w:pPr>
+          </w:p>
+        </w:tc>
+        <w:tc>
+          <w:tcPr>
+            <w:tcW w:w="1699" w:type="dxa"/>
+          </w:tcPr>
+          <w:p>
+            <w:pPr>
+              <w:rPr>
+                <w:rFonts w:ascii="Arial" w:hAnsi="Arial" w:cs="Arial"/>
+                <w:shd w:val="clear" w:color="auto" w:fill="FFFFFF"/>
+              </w:rPr>
+            </w:pPr>
+          </w:p>
+        </w:tc>
+        <w:tc>
+          <w:tcPr>
+            <w:tcW w:w="1658" w:type="dxa"/>
+          </w:tcPr>
+          <w:p>
+            <w:pPr>
+              <w:rPr>
+                <w:rFonts w:ascii="Arial" w:hAnsi="Arial" w:cs="Arial"/>
+                <w:shd w:val="clear" w:color="auto" w:fill="FFFFFF"/>
+              </w:rPr>
+            </w:pPr>
+          </w:p>
+        </w:tc>
+        <w:tc>
+          <w:tcPr>
+            <w:tcW w:w="1524" w:type="dxa"/>
+          </w:tcPr>
+          <w:p>
+            <w:pPr>
+              <w:rPr>
+                <w:rFonts w:ascii="Arial" w:hAnsi="Arial" w:cs="Arial"/>
+                <w:shd w:val="clear" w:color="auto" w:fill="FFFFFF"/>
+              </w:rPr>
+            </w:pPr>
+          </w:p>
+        </w:tc>
+      </w:tr>
+      <w:tr>
+        <w:tc>
+          <w:tcPr>
+            <w:tcW w:w="1712" w:type="dxa"/>
+          </w:tcPr>
+          <w:p>
+            <w:pPr>
+              <w:rPr>
+                <w:rFonts w:ascii="Arial" w:hAnsi="Arial" w:cs="Arial"/>
+                <w:shd w:val="clear" w:color="auto" w:fill="FFFFFF"/>
+              </w:rPr>
+            </w:pPr>
+            <w:r>
+              <w:rPr>
+                <w:rFonts w:ascii="Adobe 黑体 Std R" w:eastAsia="Adobe 黑体 Std R" w:hint="eastAsia"/>
+                <w:color w:val="231F20"/>
+                <w:sz w:val="16"/>
+                <w:szCs w:val="16"/>
+              </w:rPr>
+              <w:t>SARIMA</w:t>
+            </w:r>
+            <w:r>
+              <w:rPr>
+                <w:rFonts w:ascii="Adobe 黑体 Std R" w:eastAsia="Adobe 黑体 Std R"/>
+                <w:color w:val="231F20"/>
+                <w:sz w:val="16"/>
+                <w:szCs w:val="16"/>
+              </w:rPr>
+              <w:t>+</w:t>
+            </w:r>
+            <w:r>
+              <w:rPr>
+                <w:rFonts w:ascii="Adobe 黑体 Std R" w:eastAsia="Adobe 黑体 Std R" w:hint="eastAsia"/>
+                <w:color w:val="231F20"/>
+                <w:sz w:val="16"/>
+                <w:szCs w:val="16"/>
+              </w:rPr>
+              <w:t xml:space="preserve"> LSTM</w:t>
+            </w:r>
+            <w:r>
+              <w:rPr>
+                <w:rFonts w:ascii="Adobe 黑体 Std R" w:eastAsia="Adobe 黑体 Std R" w:hint="eastAsia"/>
+                <w:color w:val="231F20"/>
+                <w:sz w:val="16"/>
+                <w:szCs w:val="16"/>
+              </w:rPr>
+              <w:t>（优化）</w:t>
+            </w:r>
+          </w:p>
+        </w:tc>
+        <w:tc>
+          <w:tcPr>
+            <w:tcW w:w="1703" w:type="dxa"/>
+          </w:tcPr>
+          <w:p>
+            <w:pPr>
+              <w:rPr>
+                <w:rFonts w:ascii="Arial" w:hAnsi="Arial" w:cs="Arial"/>
+                <w:shd w:val="clear" w:color="auto" w:fill="FFFFFF"/>
+              </w:rPr>
+            </w:pPr>
+          </w:p>
+        </w:tc>
+        <w:tc>
+          <w:tcPr>
+            <w:tcW w:w="1699" w:type="dxa"/>
+          </w:tcPr>
+          <w:p>
+            <w:pPr>
+              <w:rPr>
+                <w:rFonts w:ascii="Arial" w:hAnsi="Arial" w:cs="Arial"/>
+                <w:shd w:val="clear" w:color="auto" w:fill="FFFFFF"/>
+              </w:rPr>
+            </w:pPr>
+          </w:p>
+        </w:tc>
+        <w:tc>
+          <w:tcPr>
+            <w:tcW w:w="1658" w:type="dxa"/>
+          </w:tcPr>
+          <w:p>
+            <w:pPr>
+              <w:rPr>
+                <w:rFonts w:ascii="Arial" w:hAnsi="Arial" w:cs="Arial"/>
+                <w:shd w:val="clear" w:color="auto" w:fill="FFFFFF"/>
+              </w:rPr>
+            </w:pPr>
+          </w:p>
+        </w:tc>
+        <w:tc>
+          <w:tcPr>
+            <w:tcW w:w="1524" w:type="dxa"/>
+          </w:tcPr>
+          <w:p>
+            <w:pPr>
+              <w:rPr>
+                <w:rFonts w:ascii="Arial" w:hAnsi="Arial" w:cs="Arial"/>
+                <w:shd w:val="clear" w:color="auto" w:fill="FFFFFF"/>
+              </w:rPr>
+            </w:pPr>
+          </w:p>
+        </w:tc>
+      </w:tr>
+    </w:tbl>
+    <w:p>
+      <w:pPr>
+        <w:rPr>
+          <w:rFonts w:ascii="Arial" w:hAnsi="Arial" w:cs="Arial"/>
+          <w:shd w:val="clear" w:color="auto" w:fill="FFFFFF"/>
+        </w:rPr>
+      </w:pPr>
+    </w:p>
+    <w:p>
+      <w:pPr>
+        <w:rPr>
+          <w:rFonts w:ascii="Arial" w:hAnsi="Arial" w:cs="Arial"/>
+          <w:shd w:val="clear" w:color="auto" w:fill="FFFFFF"/>
+        </w:rPr>
+      </w:pPr>
+    </w:p>
+    <w:p>
+      <w:r>
+        <w:rPr>
           <w:rFonts w:hint="eastAsia"/>
         </w:rPr>
-      </w:pPr>
-      <w:r>
-        <w:rPr>
-          <w:rFonts w:ascii="Arial" w:hAnsi="Arial" w:cs="Arial" w:hint="eastAsia"/>
-          <w:shd w:val="clear" w:color="auto" w:fill="FFFFFF"/>
-        </w:rPr>
-        <w:t>LSTM</w:t>
-      </w:r>
-      <w:r>
-        <w:rPr>
-          <w:rFonts w:ascii="Arial" w:hAnsi="Arial" w:cs="Arial" w:hint="eastAsia"/>
-          <w:shd w:val="clear" w:color="auto" w:fill="FFFFFF"/>
-        </w:rPr>
-        <w:t>模型参数选取：</w:t>
-      </w:r>
-      <w:r>
-        <w:rPr>
-          <w:rFonts w:ascii="Arial" w:hAnsi="Arial" w:cs="Arial" w:hint="eastAsia"/>
-          <w:shd w:val="clear" w:color="auto" w:fill="FFFFFF"/>
-        </w:rPr>
-        <w:t>蚁群</w:t>
-      </w:r>
-      <w:r>
-        <w:rPr>
-          <w:rFonts w:ascii="Arial" w:hAnsi="Arial" w:cs="Arial" w:hint="eastAsia"/>
-          <w:shd w:val="clear" w:color="auto" w:fill="FFFFFF"/>
-        </w:rPr>
-        <w:t>算法</w:t>
+        <w:t>一个样点的结果放一个文件夹，每个文件夹</w:t>
+      </w:r>
+      <w:r>
+        <w:rPr>
+          <w:rFonts w:hint="eastAsia"/>
+        </w:rPr>
+        <w:t>有这些结果</w:t>
+      </w:r>
+      <w:r>
+        <w:rPr>
+          <w:rFonts w:hint="eastAsia"/>
+        </w:rPr>
+        <w:t>：</w:t>
+      </w:r>
+    </w:p>
+    <w:p>
+      <w:pPr>
+        <w:rPr>
+          <w:rFonts w:hint="eastAsia"/>
+        </w:rPr>
+      </w:pPr>
+      <w:r>
+        <w:rPr>
+          <w:rFonts w:hint="eastAsia"/>
+        </w:rPr>
+        <w:t>1、时序数据分解图</w:t>
       </w:r>
     </w:p>
     <w:sectPr>
@@ -1091,6 +1874,22 @@
       <w:szCs w:val="24"/>
     </w:rPr>
   </w:style>
+  <w:style w:type="table" w:styleId="a5">
+    <w:name w:val="Table Grid"/>
+    <w:basedOn w:val="a1"/>
+    <w:uiPriority w:val="39"/>
+    <w:rsid w:val="00C03160"/>
+    <w:tblPr>
+      <w:tblBorders>
+        <w:top w:val="single" w:sz="4" w:space="0" w:color="auto"/>
+        <w:left w:val="single" w:sz="4" w:space="0" w:color="auto"/>
+        <w:bottom w:val="single" w:sz="4" w:space="0" w:color="auto"/>
+        <w:right w:val="single" w:sz="4" w:space="0" w:color="auto"/>
+        <w:insideH w:val="single" w:sz="4" w:space="0" w:color="auto"/>
+        <w:insideV w:val="single" w:sz="4" w:space="0" w:color="auto"/>
+      </w:tblBorders>
+    </w:tblPr>
+  </w:style>
 </w:styles>
 </file>
 
